--- a/backend-exhibits/Egnyte to OneDrive included.docx
+++ b/backend-exhibits/Egnyte to OneDrive included.docx
@@ -39,14 +39,14 @@
               <w:ind w:left="52"/>
               <w:jc w:val="center"/>
               <w:rPr>
-                <w:rFonts w:ascii="Arial" w:hAnsi="Arial" w:cs="Arial"/>
+                <w:rFonts w:ascii="Arial" w:hAnsi="Arial" w:cs="Arial" w:eastAsia="Arial"/>
                 <w:sz w:val="21"/>
                 <w:szCs w:val="21"/>
               </w:rPr>
             </w:pPr>
             <w:r>
               <w:rPr>
-                <w:rFonts w:ascii="Arial" w:eastAsia="Arial" w:hAnsi="Arial" w:cs="Arial"/>
+                <w:rFonts w:ascii="Arial" w:hAnsi="Arial" w:cs="Arial" w:eastAsia="Arial"/>
                 <w:b/>
                 <w:sz w:val="21"/>
                 <w:szCs w:val="21"/>
@@ -55,7 +55,7 @@
             </w:r>
             <w:r>
               <w:rPr>
-                <w:rFonts w:ascii="Arial" w:eastAsia="Arial" w:hAnsi="Arial" w:cs="Arial"/>
+                <w:rFonts w:ascii="Arial" w:hAnsi="Arial" w:cs="Arial" w:eastAsia="Arial"/>
                 <w:b/>
                 <w:sz w:val="21"/>
                 <w:szCs w:val="21"/>
@@ -64,7 +64,7 @@
             </w:r>
             <w:r>
               <w:rPr>
-                <w:rFonts w:ascii="Arial" w:eastAsia="Arial" w:hAnsi="Arial" w:cs="Arial"/>
+                <w:rFonts w:ascii="Arial" w:hAnsi="Arial" w:cs="Arial" w:eastAsia="Arial"/>
                 <w:b/>
                 <w:sz w:val="21"/>
                 <w:szCs w:val="21"/>
@@ -73,7 +73,7 @@
             </w:r>
             <w:r>
               <w:rPr>
-                <w:rFonts w:ascii="Arial" w:eastAsia="Arial" w:hAnsi="Arial" w:cs="Arial"/>
+                <w:rFonts w:ascii="Arial" w:hAnsi="Arial" w:cs="Arial" w:eastAsia="Arial"/>
                 <w:b/>
                 <w:sz w:val="21"/>
                 <w:szCs w:val="21"/>
@@ -82,7 +82,7 @@
             </w:r>
             <w:r>
               <w:rPr>
-                <w:rFonts w:ascii="Arial" w:eastAsia="Arial" w:hAnsi="Arial" w:cs="Arial"/>
+                <w:rFonts w:ascii="Arial" w:hAnsi="Arial" w:cs="Arial" w:eastAsia="Arial"/>
                 <w:b/>
                 <w:sz w:val="21"/>
                 <w:szCs w:val="21"/>
@@ -110,7 +110,7 @@
             <w:pPr>
               <w:ind w:left="3"/>
               <w:rPr>
-                <w:rFonts w:ascii="Arial" w:hAnsi="Arial" w:cs="Arial"/>
+                <w:rFonts w:ascii="Arial" w:hAnsi="Arial" w:cs="Arial" w:eastAsia="Arial"/>
                 <w:b/>
                 <w:bCs/>
                 <w:sz w:val="21"/>
@@ -119,7 +119,7 @@
             </w:pPr>
             <w:r>
               <w:rPr>
-                <w:rFonts w:ascii="Arial" w:hAnsi="Arial" w:cs="Arial"/>
+                <w:rFonts w:ascii="Arial" w:hAnsi="Arial" w:cs="Arial" w:eastAsia="Arial"/>
                 <w:b/>
                 <w:bCs/>
                 <w:sz w:val="21"/>
@@ -142,14 +142,14 @@
           <w:p>
             <w:pPr>
               <w:rPr>
-                <w:rFonts w:ascii="Arial" w:hAnsi="Arial" w:cs="Arial"/>
+                <w:rFonts w:ascii="Arial" w:hAnsi="Arial" w:cs="Arial" w:eastAsia="Arial"/>
                 <w:sz w:val="21"/>
                 <w:szCs w:val="21"/>
               </w:rPr>
             </w:pPr>
             <w:r>
               <w:rPr>
-                <w:rFonts w:ascii="Arial" w:hAnsi="Arial" w:cs="Arial"/>
+                <w:rFonts w:ascii="Arial" w:hAnsi="Arial" w:cs="Arial" w:eastAsia="Arial"/>
                 <w:sz w:val="21"/>
                 <w:szCs w:val="21"/>
               </w:rPr>
@@ -157,7 +157,7 @@
             </w:r>
             <w:r>
               <w:rPr>
-                <w:rFonts w:ascii="Arial" w:hAnsi="Arial" w:cs="Arial"/>
+                <w:rFonts w:ascii="Arial" w:hAnsi="Arial" w:cs="Arial" w:eastAsia="Arial"/>
                 <w:sz w:val="21"/>
                 <w:szCs w:val="21"/>
               </w:rPr>
@@ -184,7 +184,7 @@
             <w:pPr>
               <w:ind w:left="3"/>
               <w:rPr>
-                <w:rFonts w:ascii="Arial" w:hAnsi="Arial" w:cs="Arial"/>
+                <w:rFonts w:ascii="Arial" w:hAnsi="Arial" w:cs="Arial" w:eastAsia="Arial"/>
                 <w:b/>
                 <w:bCs/>
                 <w:sz w:val="21"/>
@@ -193,7 +193,7 @@
             </w:pPr>
             <w:r>
               <w:rPr>
-                <w:rFonts w:ascii="Arial" w:hAnsi="Arial" w:cs="Arial"/>
+                <w:rFonts w:ascii="Arial" w:hAnsi="Arial" w:cs="Arial" w:eastAsia="Arial"/>
                 <w:b/>
                 <w:bCs/>
                 <w:sz w:val="21"/>
@@ -217,14 +217,14 @@
             <w:pPr>
               <w:spacing w:line="240" w:lineRule="auto"/>
               <w:rPr>
-                <w:rFonts w:ascii="Arial" w:eastAsia="Times New Roman" w:hAnsi="Arial" w:cs="Arial"/>
+                <w:rFonts w:ascii="Arial" w:hAnsi="Arial" w:cs="Arial" w:eastAsia="Arial"/>
                 <w:sz w:val="21"/>
                 <w:szCs w:val="21"/>
               </w:rPr>
             </w:pPr>
             <w:r>
               <w:rPr>
-                <w:rFonts w:ascii="Arial" w:hAnsi="Arial" w:cs="Arial"/>
+                <w:rFonts w:ascii="Arial" w:hAnsi="Arial" w:cs="Arial" w:eastAsia="Arial"/>
                 <w:sz w:val="21"/>
                 <w:szCs w:val="21"/>
               </w:rPr>
@@ -234,7 +234,7 @@
           <w:p>
             <w:pPr>
               <w:rPr>
-                <w:rFonts w:ascii="Arial" w:hAnsi="Arial" w:cs="Arial"/>
+                <w:rFonts w:ascii="Arial" w:hAnsi="Arial" w:cs="Arial" w:eastAsia="Arial"/>
                 <w:sz w:val="21"/>
                 <w:szCs w:val="21"/>
               </w:rPr>
@@ -260,7 +260,7 @@
             <w:pPr>
               <w:ind w:left="3"/>
               <w:rPr>
-                <w:rFonts w:ascii="Arial" w:hAnsi="Arial" w:cs="Arial"/>
+                <w:rFonts w:ascii="Arial" w:hAnsi="Arial" w:cs="Arial" w:eastAsia="Arial"/>
                 <w:b/>
                 <w:bCs/>
                 <w:sz w:val="21"/>
@@ -269,7 +269,7 @@
             </w:pPr>
             <w:r>
               <w:rPr>
-                <w:rFonts w:ascii="Arial" w:hAnsi="Arial" w:cs="Arial"/>
+                <w:rFonts w:ascii="Arial" w:hAnsi="Arial" w:cs="Arial" w:eastAsia="Arial"/>
                 <w:b/>
                 <w:bCs/>
                 <w:sz w:val="21"/>
@@ -292,14 +292,14 @@
           <w:p>
             <w:pPr>
               <w:rPr>
-                <w:rFonts w:ascii="Arial" w:hAnsi="Arial" w:cs="Arial"/>
+                <w:rFonts w:ascii="Arial" w:hAnsi="Arial" w:cs="Arial" w:eastAsia="Arial"/>
                 <w:sz w:val="21"/>
                 <w:szCs w:val="21"/>
               </w:rPr>
             </w:pPr>
             <w:r>
               <w:rPr>
-                <w:rFonts w:ascii="Arial" w:hAnsi="Arial" w:cs="Arial"/>
+                <w:rFonts w:ascii="Arial" w:hAnsi="Arial" w:cs="Arial" w:eastAsia="Arial"/>
                 <w:sz w:val="21"/>
                 <w:szCs w:val="21"/>
               </w:rPr>
@@ -326,7 +326,7 @@
             <w:pPr>
               <w:ind w:left="3"/>
               <w:rPr>
-                <w:rFonts w:ascii="Arial" w:hAnsi="Arial" w:cs="Arial"/>
+                <w:rFonts w:ascii="Arial" w:hAnsi="Arial" w:cs="Arial" w:eastAsia="Arial"/>
                 <w:b/>
                 <w:bCs/>
                 <w:sz w:val="21"/>
@@ -335,7 +335,7 @@
             </w:pPr>
             <w:r>
               <w:rPr>
-                <w:rFonts w:ascii="Arial" w:hAnsi="Arial" w:cs="Arial"/>
+                <w:rFonts w:ascii="Arial" w:hAnsi="Arial" w:cs="Arial" w:eastAsia="Arial"/>
                 <w:b/>
                 <w:bCs/>
                 <w:sz w:val="21"/>
@@ -358,7 +358,7 @@
           <w:p>
             <w:pPr>
               <w:rPr>
-                <w:rFonts w:ascii="Arial" w:hAnsi="Arial" w:cs="Arial"/>
+                <w:rFonts w:ascii="Arial" w:hAnsi="Arial" w:cs="Arial" w:eastAsia="Arial"/>
                 <w:sz w:val="21"/>
                 <w:szCs w:val="21"/>
               </w:rPr>
@@ -366,7 +366,7 @@
             <w:proofErr w:type="spellStart"/>
             <w:r>
               <w:rPr>
-                <w:rFonts w:ascii="Arial" w:hAnsi="Arial" w:cs="Arial"/>
+                <w:rFonts w:ascii="Arial" w:hAnsi="Arial" w:cs="Arial" w:eastAsia="Arial"/>
                 <w:sz w:val="21"/>
                 <w:szCs w:val="21"/>
               </w:rPr>
@@ -375,7 +375,7 @@
             <w:proofErr w:type="spellEnd"/>
             <w:r>
               <w:rPr>
-                <w:rFonts w:ascii="Arial" w:hAnsi="Arial" w:cs="Arial"/>
+                <w:rFonts w:ascii="Arial" w:hAnsi="Arial" w:cs="Arial" w:eastAsia="Arial"/>
                 <w:sz w:val="21"/>
                 <w:szCs w:val="21"/>
               </w:rPr>
@@ -384,7 +384,7 @@
             <w:proofErr w:type="gramStart"/>
             <w:r>
               <w:rPr>
-                <w:rFonts w:ascii="Arial" w:hAnsi="Arial" w:cs="Arial"/>
+                <w:rFonts w:ascii="Arial" w:hAnsi="Arial" w:cs="Arial" w:eastAsia="Arial"/>
                 <w:sz w:val="21"/>
                 <w:szCs w:val="21"/>
               </w:rPr>
@@ -393,7 +393,7 @@
             <w:proofErr w:type="gramEnd"/>
             <w:r>
               <w:rPr>
-                <w:rFonts w:ascii="Arial" w:hAnsi="Arial" w:cs="Arial"/>
+                <w:rFonts w:ascii="Arial" w:hAnsi="Arial" w:cs="Arial" w:eastAsia="Arial"/>
                 <w:sz w:val="21"/>
                 <w:szCs w:val="21"/>
               </w:rPr>
@@ -420,7 +420,7 @@
             <w:pPr>
               <w:ind w:left="3"/>
               <w:rPr>
-                <w:rFonts w:ascii="Arial" w:hAnsi="Arial" w:cs="Arial"/>
+                <w:rFonts w:ascii="Arial" w:hAnsi="Arial" w:cs="Arial" w:eastAsia="Arial"/>
                 <w:b/>
                 <w:bCs/>
                 <w:sz w:val="21"/>
@@ -429,7 +429,7 @@
             </w:pPr>
             <w:r>
               <w:rPr>
-                <w:rFonts w:ascii="Arial" w:hAnsi="Arial" w:cs="Arial"/>
+                <w:rFonts w:ascii="Arial" w:hAnsi="Arial" w:cs="Arial" w:eastAsia="Arial"/>
                 <w:b/>
                 <w:bCs/>
                 <w:sz w:val="21"/>
@@ -452,7 +452,7 @@
           <w:p>
             <w:pPr>
               <w:rPr>
-                <w:rFonts w:ascii="Arial" w:hAnsi="Arial" w:cs="Arial"/>
+                <w:rFonts w:ascii="Arial" w:hAnsi="Arial" w:cs="Arial" w:eastAsia="Arial"/>
                 <w:sz w:val="21"/>
                 <w:szCs w:val="21"/>
               </w:rPr>
@@ -460,7 +460,7 @@
             <w:proofErr w:type="spellStart"/>
             <w:r>
               <w:rPr>
-                <w:rFonts w:ascii="Arial" w:hAnsi="Arial" w:cs="Arial"/>
+                <w:rFonts w:ascii="Arial" w:hAnsi="Arial" w:cs="Arial" w:eastAsia="Arial"/>
                 <w:sz w:val="21"/>
                 <w:szCs w:val="21"/>
               </w:rPr>
@@ -469,7 +469,7 @@
             <w:proofErr w:type="spellEnd"/>
             <w:r>
               <w:rPr>
-                <w:rFonts w:ascii="Arial" w:hAnsi="Arial" w:cs="Arial"/>
+                <w:rFonts w:ascii="Arial" w:hAnsi="Arial" w:cs="Arial" w:eastAsia="Arial"/>
                 <w:sz w:val="21"/>
                 <w:szCs w:val="21"/>
               </w:rPr>
@@ -496,7 +496,7 @@
             <w:pPr>
               <w:ind w:left="3"/>
               <w:rPr>
-                <w:rFonts w:ascii="Arial" w:hAnsi="Arial" w:cs="Arial"/>
+                <w:rFonts w:ascii="Arial" w:hAnsi="Arial" w:cs="Arial" w:eastAsia="Arial"/>
                 <w:b/>
                 <w:bCs/>
                 <w:sz w:val="21"/>
@@ -505,7 +505,7 @@
             </w:pPr>
             <w:r>
               <w:rPr>
-                <w:rFonts w:ascii="Arial" w:hAnsi="Arial" w:cs="Arial"/>
+                <w:rFonts w:ascii="Arial" w:hAnsi="Arial" w:cs="Arial" w:eastAsia="Arial"/>
                 <w:b/>
                 <w:bCs/>
                 <w:sz w:val="21"/>
@@ -528,14 +528,14 @@
           <w:p>
             <w:pPr>
               <w:rPr>
-                <w:rFonts w:ascii="Arial" w:hAnsi="Arial" w:cs="Arial"/>
+                <w:rFonts w:ascii="Arial" w:hAnsi="Arial" w:cs="Arial" w:eastAsia="Arial"/>
                 <w:sz w:val="21"/>
                 <w:szCs w:val="21"/>
               </w:rPr>
             </w:pPr>
             <w:r>
               <w:rPr>
-                <w:rFonts w:ascii="Arial" w:hAnsi="Arial" w:cs="Arial"/>
+                <w:rFonts w:ascii="Arial" w:hAnsi="Arial" w:cs="Arial" w:eastAsia="Arial"/>
                 <w:sz w:val="21"/>
                 <w:szCs w:val="21"/>
               </w:rPr>
@@ -562,7 +562,7 @@
             <w:pPr>
               <w:ind w:left="3"/>
               <w:rPr>
-                <w:rFonts w:ascii="Arial" w:hAnsi="Arial" w:cs="Arial"/>
+                <w:rFonts w:ascii="Arial" w:hAnsi="Arial" w:cs="Arial" w:eastAsia="Arial"/>
                 <w:b/>
                 <w:bCs/>
                 <w:sz w:val="21"/>
@@ -571,7 +571,7 @@
             </w:pPr>
             <w:r>
               <w:rPr>
-                <w:rFonts w:ascii="Arial" w:hAnsi="Arial" w:cs="Arial"/>
+                <w:rFonts w:ascii="Arial" w:hAnsi="Arial" w:cs="Arial" w:eastAsia="Arial"/>
                 <w:b/>
                 <w:bCs/>
                 <w:sz w:val="21"/>
@@ -595,14 +595,14 @@
             <w:pPr>
               <w:spacing w:line="240" w:lineRule="auto"/>
               <w:rPr>
-                <w:rFonts w:ascii="Arial" w:eastAsia="Times New Roman" w:hAnsi="Arial" w:cs="Arial"/>
+                <w:rFonts w:ascii="Arial" w:hAnsi="Arial" w:cs="Arial" w:eastAsia="Arial"/>
                 <w:sz w:val="21"/>
                 <w:szCs w:val="21"/>
               </w:rPr>
             </w:pPr>
             <w:r>
               <w:rPr>
-                <w:rFonts w:ascii="Arial" w:hAnsi="Arial" w:cs="Arial"/>
+                <w:rFonts w:ascii="Arial" w:hAnsi="Arial" w:cs="Arial" w:eastAsia="Arial"/>
                 <w:sz w:val="21"/>
                 <w:szCs w:val="21"/>
               </w:rPr>
@@ -612,7 +612,7 @@
           <w:p>
             <w:pPr>
               <w:rPr>
-                <w:rFonts w:ascii="Arial" w:hAnsi="Arial" w:cs="Arial"/>
+                <w:rFonts w:ascii="Arial" w:hAnsi="Arial" w:cs="Arial" w:eastAsia="Arial"/>
                 <w:sz w:val="21"/>
                 <w:szCs w:val="21"/>
               </w:rPr>
@@ -638,7 +638,7 @@
             <w:pPr>
               <w:ind w:left="3"/>
               <w:rPr>
-                <w:rFonts w:ascii="Arial" w:hAnsi="Arial" w:cs="Arial"/>
+                <w:rFonts w:ascii="Arial" w:hAnsi="Arial" w:cs="Arial" w:eastAsia="Arial"/>
                 <w:b/>
                 <w:bCs/>
                 <w:sz w:val="21"/>
@@ -647,7 +647,7 @@
             </w:pPr>
             <w:r>
               <w:rPr>
-                <w:rFonts w:ascii="Arial" w:hAnsi="Arial" w:cs="Arial"/>
+                <w:rFonts w:ascii="Arial" w:hAnsi="Arial" w:cs="Arial" w:eastAsia="Arial"/>
                 <w:b/>
                 <w:bCs/>
                 <w:sz w:val="21"/>
@@ -671,14 +671,14 @@
             <w:pPr>
               <w:spacing w:line="240" w:lineRule="auto"/>
               <w:rPr>
-                <w:rFonts w:ascii="Arial" w:hAnsi="Arial" w:cs="Arial"/>
+                <w:rFonts w:ascii="Arial" w:hAnsi="Arial" w:cs="Arial" w:eastAsia="Arial"/>
                 <w:sz w:val="21"/>
                 <w:szCs w:val="21"/>
               </w:rPr>
             </w:pPr>
             <w:r>
               <w:rPr>
-                <w:rFonts w:ascii="Arial" w:hAnsi="Arial" w:cs="Arial"/>
+                <w:rFonts w:ascii="Arial" w:hAnsi="Arial" w:cs="Arial" w:eastAsia="Arial"/>
                 <w:sz w:val="21"/>
                 <w:szCs w:val="21"/>
               </w:rPr>
@@ -705,7 +705,7 @@
             <w:pPr>
               <w:ind w:left="3"/>
               <w:rPr>
-                <w:rFonts w:ascii="Arial" w:hAnsi="Arial" w:cs="Arial"/>
+                <w:rFonts w:ascii="Arial" w:hAnsi="Arial" w:cs="Arial" w:eastAsia="Arial"/>
                 <w:b/>
                 <w:bCs/>
                 <w:sz w:val="21"/>
@@ -714,7 +714,7 @@
             </w:pPr>
             <w:r>
               <w:rPr>
-                <w:rFonts w:ascii="Arial" w:hAnsi="Arial" w:cs="Arial"/>
+                <w:rFonts w:ascii="Arial" w:hAnsi="Arial" w:cs="Arial" w:eastAsia="Arial"/>
                 <w:b/>
                 <w:bCs/>
                 <w:sz w:val="21"/>
@@ -738,14 +738,14 @@
             <w:pPr>
               <w:spacing w:line="240" w:lineRule="auto"/>
               <w:rPr>
-                <w:rFonts w:ascii="Arial" w:hAnsi="Arial" w:cs="Arial"/>
+                <w:rFonts w:ascii="Arial" w:hAnsi="Arial" w:cs="Arial" w:eastAsia="Arial"/>
                 <w:sz w:val="21"/>
                 <w:szCs w:val="21"/>
               </w:rPr>
             </w:pPr>
             <w:r>
               <w:rPr>
-                <w:rFonts w:ascii="Arial" w:hAnsi="Arial" w:cs="Arial"/>
+                <w:rFonts w:ascii="Arial" w:hAnsi="Arial" w:cs="Arial" w:eastAsia="Arial"/>
                 <w:sz w:val="21"/>
                 <w:szCs w:val="21"/>
               </w:rPr>
@@ -771,10 +771,10 @@
   <w:docDefaults>
     <w:rPrDefault>
       <w:rPr>
-        <w:rFonts w:asciiTheme="minorHAnsi" w:eastAsiaTheme="minorHAnsi" w:hAnsiTheme="minorHAnsi" w:cstheme="minorBidi"/>
+        <w:rFonts w:ascii="Arial" w:hAnsi="Arial" w:cs="Arial" w:eastAsia="Arial"/>
         <w:kern w:val="2"/>
-        <w:sz w:val="24"/>
-        <w:szCs w:val="24"/>
+        <w:sz w:val="21"/>
+        <w:szCs w:val="21"/>
         <w:lang w:val="en-IN" w:eastAsia="en-US" w:bidi="ar-SA"/>
         <w14:ligatures w14:val="standardContextual"/>
       </w:rPr>
@@ -1171,9 +1171,9 @@
       <w:spacing w:line="259" w:lineRule="auto"/>
     </w:pPr>
     <w:rPr>
-      <w:rFonts w:ascii="Calibri" w:eastAsia="Calibri" w:hAnsi="Calibri" w:cs="Calibri"/>
+      <w:rFonts w:ascii="Arial" w:hAnsi="Arial" w:cs="Arial" w:eastAsia="Arial"/>
       <w:color w:val="000000"/>
-      <w:sz w:val="22"/>
+      <w:sz w:val="21"/>
       <w:lang w:eastAsia="en-IN"/>
     </w:rPr>
   </w:style>
@@ -1192,10 +1192,10 @@
       <w:outlineLvl w:val="0"/>
     </w:pPr>
     <w:rPr>
-      <w:rFonts w:asciiTheme="majorHAnsi" w:eastAsiaTheme="majorEastAsia" w:hAnsiTheme="majorHAnsi" w:cstheme="majorBidi"/>
+      <w:rFonts w:ascii="Arial" w:hAnsi="Arial" w:cs="Arial" w:eastAsia="Arial"/>
       <w:color w:val="0F4761" w:themeColor="accent1" w:themeShade="BF"/>
-      <w:sz w:val="40"/>
-      <w:szCs w:val="40"/>
+      <w:sz w:val="21"/>
+      <w:szCs w:val="21"/>
       <w:lang w:eastAsia="en-US"/>
     </w:rPr>
   </w:style>
@@ -1216,10 +1216,10 @@
       <w:outlineLvl w:val="1"/>
     </w:pPr>
     <w:rPr>
-      <w:rFonts w:asciiTheme="majorHAnsi" w:eastAsiaTheme="majorEastAsia" w:hAnsiTheme="majorHAnsi" w:cstheme="majorBidi"/>
+      <w:rFonts w:ascii="Arial" w:hAnsi="Arial" w:cs="Arial" w:eastAsia="Arial"/>
       <w:color w:val="0F4761" w:themeColor="accent1" w:themeShade="BF"/>
-      <w:sz w:val="32"/>
-      <w:szCs w:val="32"/>
+      <w:sz w:val="21"/>
+      <w:szCs w:val="21"/>
       <w:lang w:eastAsia="en-US"/>
     </w:rPr>
   </w:style>
@@ -1240,10 +1240,10 @@
       <w:outlineLvl w:val="2"/>
     </w:pPr>
     <w:rPr>
-      <w:rFonts w:asciiTheme="minorHAnsi" w:eastAsiaTheme="majorEastAsia" w:hAnsiTheme="minorHAnsi" w:cstheme="majorBidi"/>
+      <w:rFonts w:ascii="Arial" w:hAnsi="Arial" w:cs="Arial" w:eastAsia="Arial"/>
       <w:color w:val="0F4761" w:themeColor="accent1" w:themeShade="BF"/>
-      <w:sz w:val="28"/>
-      <w:szCs w:val="28"/>
+      <w:sz w:val="21"/>
+      <w:szCs w:val="21"/>
       <w:lang w:eastAsia="en-US"/>
     </w:rPr>
   </w:style>
@@ -1264,11 +1264,11 @@
       <w:outlineLvl w:val="3"/>
     </w:pPr>
     <w:rPr>
-      <w:rFonts w:asciiTheme="minorHAnsi" w:eastAsiaTheme="majorEastAsia" w:hAnsiTheme="minorHAnsi" w:cstheme="majorBidi"/>
+      <w:rFonts w:ascii="Arial" w:hAnsi="Arial" w:cs="Arial" w:eastAsia="Arial"/>
       <w:i/>
       <w:iCs/>
       <w:color w:val="0F4761" w:themeColor="accent1" w:themeShade="BF"/>
-      <w:sz w:val="24"/>
+      <w:sz w:val="21"/>
       <w:lang w:eastAsia="en-US"/>
     </w:rPr>
   </w:style>
@@ -1289,9 +1289,9 @@
       <w:outlineLvl w:val="4"/>
     </w:pPr>
     <w:rPr>
-      <w:rFonts w:asciiTheme="minorHAnsi" w:eastAsiaTheme="majorEastAsia" w:hAnsiTheme="minorHAnsi" w:cstheme="majorBidi"/>
+      <w:rFonts w:ascii="Arial" w:hAnsi="Arial" w:cs="Arial" w:eastAsia="Arial"/>
       <w:color w:val="0F4761" w:themeColor="accent1" w:themeShade="BF"/>
-      <w:sz w:val="24"/>
+      <w:sz w:val="21"/>
       <w:lang w:eastAsia="en-US"/>
     </w:rPr>
   </w:style>
@@ -1312,11 +1312,11 @@
       <w:outlineLvl w:val="5"/>
     </w:pPr>
     <w:rPr>
-      <w:rFonts w:asciiTheme="minorHAnsi" w:eastAsiaTheme="majorEastAsia" w:hAnsiTheme="minorHAnsi" w:cstheme="majorBidi"/>
+      <w:rFonts w:ascii="Arial" w:hAnsi="Arial" w:cs="Arial" w:eastAsia="Arial"/>
       <w:i/>
       <w:iCs/>
       <w:color w:val="595959" w:themeColor="text1" w:themeTint="A6"/>
-      <w:sz w:val="24"/>
+      <w:sz w:val="21"/>
       <w:lang w:eastAsia="en-US"/>
     </w:rPr>
   </w:style>
@@ -1337,9 +1337,9 @@
       <w:outlineLvl w:val="6"/>
     </w:pPr>
     <w:rPr>
-      <w:rFonts w:asciiTheme="minorHAnsi" w:eastAsiaTheme="majorEastAsia" w:hAnsiTheme="minorHAnsi" w:cstheme="majorBidi"/>
+      <w:rFonts w:ascii="Arial" w:hAnsi="Arial" w:cs="Arial" w:eastAsia="Arial"/>
       <w:color w:val="595959" w:themeColor="text1" w:themeTint="A6"/>
-      <w:sz w:val="24"/>
+      <w:sz w:val="21"/>
       <w:lang w:eastAsia="en-US"/>
     </w:rPr>
   </w:style>
@@ -1360,11 +1360,11 @@
       <w:outlineLvl w:val="7"/>
     </w:pPr>
     <w:rPr>
-      <w:rFonts w:asciiTheme="minorHAnsi" w:eastAsiaTheme="majorEastAsia" w:hAnsiTheme="minorHAnsi" w:cstheme="majorBidi"/>
+      <w:rFonts w:ascii="Arial" w:hAnsi="Arial" w:cs="Arial" w:eastAsia="Arial"/>
       <w:i/>
       <w:iCs/>
       <w:color w:val="272727" w:themeColor="text1" w:themeTint="D8"/>
-      <w:sz w:val="24"/>
+      <w:sz w:val="21"/>
       <w:lang w:eastAsia="en-US"/>
     </w:rPr>
   </w:style>
@@ -1385,9 +1385,9 @@
       <w:outlineLvl w:val="8"/>
     </w:pPr>
     <w:rPr>
-      <w:rFonts w:asciiTheme="minorHAnsi" w:eastAsiaTheme="majorEastAsia" w:hAnsiTheme="minorHAnsi" w:cstheme="majorBidi"/>
+      <w:rFonts w:ascii="Arial" w:hAnsi="Arial" w:cs="Arial" w:eastAsia="Arial"/>
       <w:color w:val="272727" w:themeColor="text1" w:themeTint="D8"/>
-      <w:sz w:val="24"/>
+      <w:sz w:val="21"/>
       <w:lang w:eastAsia="en-US"/>
     </w:rPr>
   </w:style>
@@ -1425,10 +1425,10 @@
     <w:uiPriority w:val="9"/>
     <w:rsid w:val="00C44E90"/>
     <w:rPr>
-      <w:rFonts w:asciiTheme="majorHAnsi" w:eastAsiaTheme="majorEastAsia" w:hAnsiTheme="majorHAnsi" w:cstheme="majorBidi"/>
+      <w:rFonts w:ascii="Arial" w:hAnsi="Arial" w:cs="Arial" w:eastAsia="Arial"/>
       <w:color w:val="0F4761" w:themeColor="accent1" w:themeShade="BF"/>
-      <w:sz w:val="40"/>
-      <w:szCs w:val="40"/>
+      <w:sz w:val="21"/>
+      <w:szCs w:val="21"/>
     </w:rPr>
   </w:style>
   <w:style w:type="character" w:customStyle="1" w:styleId="Heading2Char">
@@ -1439,10 +1439,10 @@
     <w:semiHidden/>
     <w:rsid w:val="00C44E90"/>
     <w:rPr>
-      <w:rFonts w:asciiTheme="majorHAnsi" w:eastAsiaTheme="majorEastAsia" w:hAnsiTheme="majorHAnsi" w:cstheme="majorBidi"/>
+      <w:rFonts w:ascii="Arial" w:hAnsi="Arial" w:cs="Arial" w:eastAsia="Arial"/>
       <w:color w:val="0F4761" w:themeColor="accent1" w:themeShade="BF"/>
-      <w:sz w:val="32"/>
-      <w:szCs w:val="32"/>
+      <w:sz w:val="21"/>
+      <w:szCs w:val="21"/>
     </w:rPr>
   </w:style>
   <w:style w:type="character" w:customStyle="1" w:styleId="Heading3Char">
@@ -1453,10 +1453,10 @@
     <w:semiHidden/>
     <w:rsid w:val="00C44E90"/>
     <w:rPr>
-      <w:rFonts w:eastAsiaTheme="majorEastAsia" w:cstheme="majorBidi"/>
+      <w:rFonts w:ascii="Arial" w:hAnsi="Arial" w:cs="Arial" w:eastAsia="Arial"/>
       <w:color w:val="0F4761" w:themeColor="accent1" w:themeShade="BF"/>
-      <w:sz w:val="28"/>
-      <w:szCs w:val="28"/>
+      <w:sz w:val="21"/>
+      <w:szCs w:val="21"/>
     </w:rPr>
   </w:style>
   <w:style w:type="character" w:customStyle="1" w:styleId="Heading4Char">
@@ -1467,7 +1467,7 @@
     <w:semiHidden/>
     <w:rsid w:val="00C44E90"/>
     <w:rPr>
-      <w:rFonts w:eastAsiaTheme="majorEastAsia" w:cstheme="majorBidi"/>
+      <w:rFonts w:ascii="Arial" w:hAnsi="Arial" w:cs="Arial" w:eastAsia="Arial"/>
       <w:i/>
       <w:iCs/>
       <w:color w:val="0F4761" w:themeColor="accent1" w:themeShade="BF"/>
@@ -1481,7 +1481,7 @@
     <w:semiHidden/>
     <w:rsid w:val="00C44E90"/>
     <w:rPr>
-      <w:rFonts w:eastAsiaTheme="majorEastAsia" w:cstheme="majorBidi"/>
+      <w:rFonts w:ascii="Arial" w:hAnsi="Arial" w:cs="Arial" w:eastAsia="Arial"/>
       <w:color w:val="0F4761" w:themeColor="accent1" w:themeShade="BF"/>
     </w:rPr>
   </w:style>
@@ -1493,7 +1493,7 @@
     <w:semiHidden/>
     <w:rsid w:val="00C44E90"/>
     <w:rPr>
-      <w:rFonts w:eastAsiaTheme="majorEastAsia" w:cstheme="majorBidi"/>
+      <w:rFonts w:ascii="Arial" w:hAnsi="Arial" w:cs="Arial" w:eastAsia="Arial"/>
       <w:i/>
       <w:iCs/>
       <w:color w:val="595959" w:themeColor="text1" w:themeTint="A6"/>
@@ -1507,7 +1507,7 @@
     <w:semiHidden/>
     <w:rsid w:val="00C44E90"/>
     <w:rPr>
-      <w:rFonts w:eastAsiaTheme="majorEastAsia" w:cstheme="majorBidi"/>
+      <w:rFonts w:ascii="Arial" w:hAnsi="Arial" w:cs="Arial" w:eastAsia="Arial"/>
       <w:color w:val="595959" w:themeColor="text1" w:themeTint="A6"/>
     </w:rPr>
   </w:style>
@@ -1519,7 +1519,7 @@
     <w:semiHidden/>
     <w:rsid w:val="00C44E90"/>
     <w:rPr>
-      <w:rFonts w:eastAsiaTheme="majorEastAsia" w:cstheme="majorBidi"/>
+      <w:rFonts w:ascii="Arial" w:hAnsi="Arial" w:cs="Arial" w:eastAsia="Arial"/>
       <w:i/>
       <w:iCs/>
       <w:color w:val="272727" w:themeColor="text1" w:themeTint="D8"/>
@@ -1533,7 +1533,7 @@
     <w:semiHidden/>
     <w:rsid w:val="00C44E90"/>
     <w:rPr>
-      <w:rFonts w:eastAsiaTheme="majorEastAsia" w:cstheme="majorBidi"/>
+      <w:rFonts w:ascii="Arial" w:hAnsi="Arial" w:cs="Arial" w:eastAsia="Arial"/>
       <w:color w:val="272727" w:themeColor="text1" w:themeTint="D8"/>
     </w:rPr>
   </w:style>
@@ -1550,12 +1550,12 @@
       <w:contextualSpacing/>
     </w:pPr>
     <w:rPr>
-      <w:rFonts w:asciiTheme="majorHAnsi" w:eastAsiaTheme="majorEastAsia" w:hAnsiTheme="majorHAnsi" w:cstheme="majorBidi"/>
+      <w:rFonts w:ascii="Arial" w:hAnsi="Arial" w:cs="Arial" w:eastAsia="Arial"/>
       <w:color w:val="auto"/>
       <w:spacing w:val="-10"/>
       <w:kern w:val="28"/>
-      <w:sz w:val="56"/>
-      <w:szCs w:val="56"/>
+      <w:sz w:val="21"/>
+      <w:szCs w:val="21"/>
       <w:lang w:eastAsia="en-US"/>
     </w:rPr>
   </w:style>
@@ -1566,11 +1566,11 @@
     <w:uiPriority w:val="10"/>
     <w:rsid w:val="00C44E90"/>
     <w:rPr>
-      <w:rFonts w:asciiTheme="majorHAnsi" w:eastAsiaTheme="majorEastAsia" w:hAnsiTheme="majorHAnsi" w:cstheme="majorBidi"/>
+      <w:rFonts w:ascii="Arial" w:hAnsi="Arial" w:cs="Arial" w:eastAsia="Arial"/>
       <w:spacing w:val="-10"/>
       <w:kern w:val="28"/>
-      <w:sz w:val="56"/>
-      <w:szCs w:val="56"/>
+      <w:sz w:val="21"/>
+      <w:szCs w:val="21"/>
     </w:rPr>
   </w:style>
   <w:style w:type="paragraph" w:styleId="Subtitle">
@@ -1588,11 +1588,11 @@
       <w:spacing w:line="278" w:lineRule="auto"/>
     </w:pPr>
     <w:rPr>
-      <w:rFonts w:asciiTheme="minorHAnsi" w:eastAsiaTheme="majorEastAsia" w:hAnsiTheme="minorHAnsi" w:cstheme="majorBidi"/>
+      <w:rFonts w:ascii="Arial" w:hAnsi="Arial" w:cs="Arial" w:eastAsia="Arial"/>
       <w:color w:val="595959" w:themeColor="text1" w:themeTint="A6"/>
       <w:spacing w:val="15"/>
-      <w:sz w:val="28"/>
-      <w:szCs w:val="28"/>
+      <w:sz w:val="21"/>
+      <w:szCs w:val="21"/>
       <w:lang w:eastAsia="en-US"/>
     </w:rPr>
   </w:style>
@@ -1603,11 +1603,11 @@
     <w:uiPriority w:val="11"/>
     <w:rsid w:val="00C44E90"/>
     <w:rPr>
-      <w:rFonts w:eastAsiaTheme="majorEastAsia" w:cstheme="majorBidi"/>
+      <w:rFonts w:ascii="Arial" w:hAnsi="Arial" w:cs="Arial" w:eastAsia="Arial"/>
       <w:color w:val="595959" w:themeColor="text1" w:themeTint="A6"/>
       <w:spacing w:val="15"/>
-      <w:sz w:val="28"/>
-      <w:szCs w:val="28"/>
+      <w:sz w:val="21"/>
+      <w:szCs w:val="21"/>
     </w:rPr>
   </w:style>
   <w:style w:type="paragraph" w:styleId="Quote">
@@ -1623,11 +1623,11 @@
       <w:jc w:val="center"/>
     </w:pPr>
     <w:rPr>
-      <w:rFonts w:asciiTheme="minorHAnsi" w:eastAsiaTheme="minorHAnsi" w:hAnsiTheme="minorHAnsi" w:cstheme="minorBidi"/>
+      <w:rFonts w:ascii="Arial" w:hAnsi="Arial" w:cs="Arial" w:eastAsia="Arial"/>
       <w:i/>
       <w:iCs/>
       <w:color w:val="404040" w:themeColor="text1" w:themeTint="BF"/>
-      <w:sz w:val="24"/>
+      <w:sz w:val="21"/>
       <w:lang w:eastAsia="en-US"/>
     </w:rPr>
   </w:style>
@@ -1655,9 +1655,9 @@
       <w:contextualSpacing/>
     </w:pPr>
     <w:rPr>
-      <w:rFonts w:asciiTheme="minorHAnsi" w:eastAsiaTheme="minorHAnsi" w:hAnsiTheme="minorHAnsi" w:cstheme="minorBidi"/>
+      <w:rFonts w:ascii="Arial" w:hAnsi="Arial" w:cs="Arial" w:eastAsia="Arial"/>
       <w:color w:val="auto"/>
-      <w:sz w:val="24"/>
+      <w:sz w:val="21"/>
       <w:lang w:eastAsia="en-US"/>
     </w:rPr>
   </w:style>
@@ -1691,11 +1691,11 @@
       <w:jc w:val="center"/>
     </w:pPr>
     <w:rPr>
-      <w:rFonts w:asciiTheme="minorHAnsi" w:eastAsiaTheme="minorHAnsi" w:hAnsiTheme="minorHAnsi" w:cstheme="minorBidi"/>
+      <w:rFonts w:ascii="Arial" w:hAnsi="Arial" w:cs="Arial" w:eastAsia="Arial"/>
       <w:i/>
       <w:iCs/>
       <w:color w:val="0F4761" w:themeColor="accent1" w:themeShade="BF"/>
-      <w:sz w:val="24"/>
+      <w:sz w:val="21"/>
       <w:lang w:eastAsia="en-US"/>
     </w:rPr>
   </w:style>
@@ -1732,7 +1732,7 @@
       <w:spacing w:after="0" w:line="240" w:lineRule="auto"/>
     </w:pPr>
     <w:rPr>
-      <w:rFonts w:eastAsiaTheme="minorEastAsia"/>
+      <w:rFonts w:ascii="Arial" w:hAnsi="Arial" w:cs="Arial" w:eastAsia="Arial"/>
       <w:lang w:eastAsia="en-IN"/>
     </w:rPr>
     <w:tblPr>
